--- a/output/docx/ListarUsuarios.docx
+++ b/output/docx/ListarUsuarios.docx
@@ -88,7 +88,7 @@
         <w:rPr>
           <w:sz w:val="20"/>
         </w:rPr>
-        <w:t>Existem diversos usuarios de diferentes perfis cadastrados no sistema</w:t>
+        <w:t>Existem diversos usuários de diferentes perfis cadastrados no sistema</w:t>
       </w:r>
     </w:p>
     <w:p>
@@ -261,17 +261,17 @@
               <w:rPr>
                 <w:sz w:val="18"/>
               </w:rPr>
-              <w:t>system: SYSTEM: exibe pagina contendo os campos 'Name', 'Login', 'Type' e 'Language' devidamente preenchidos</w:t>
-            </w:r>
-          </w:p>
-        </w:tc>
-        <w:tc>
-          <w:p>
-            <w:r>
-              <w:rPr>
-                <w:sz w:val="18"/>
-              </w:rPr>
-              <w:t>exibe pagina contendo os campos 'Name', 'Login', 'Type' e 'Language' devidamente preenchidos</w:t>
+              <w:t>system: SYSTEM: exibe página contendo os campos 'Name', 'Login', 'Type' e 'Language' devidamente preenchidos</w:t>
+            </w:r>
+          </w:p>
+        </w:tc>
+        <w:tc>
+          <w:p>
+            <w:r>
+              <w:rPr>
+                <w:sz w:val="18"/>
+              </w:rPr>
+              <w:t>exibe página contendo os campos 'Name', 'Login', 'Type' e 'Language' devidamente preenchidos</w:t>
             </w:r>
           </w:p>
         </w:tc>
@@ -310,7 +310,7 @@
         <w:rPr>
           <w:sz w:val="20"/>
         </w:rPr>
-        <w:t>Existem diversos usuarios de diferentes perfis cadastrados no sistema</w:t>
+        <w:t>Existem diversos usuários de diferentes perfis cadastrados no sistema</w:t>
       </w:r>
     </w:p>
     <w:p>
@@ -451,17 +451,17 @@
               <w:rPr>
                 <w:sz w:val="18"/>
               </w:rPr>
-              <w:t>system: SYSTEM: exibe lista somente cos usuários cadastrados do tipo 'Operator' associados ao mesmo laboratorio que o gerente</w:t>
-            </w:r>
-          </w:p>
-        </w:tc>
-        <w:tc>
-          <w:p>
-            <w:r>
-              <w:rPr>
-                <w:sz w:val="18"/>
-              </w:rPr>
-              <w:t>exibe lista somente cos usuários cadastrados do tipo 'Operator' associados ao mesmo laboratorio que o gerente</w:t>
+              <w:t>system: SYSTEM: exibe lista somente cos usuários cadastrados do tipo 'Operator' associados ao mesmo laboratório que o gerente</w:t>
+            </w:r>
+          </w:p>
+        </w:tc>
+        <w:tc>
+          <w:p>
+            <w:r>
+              <w:rPr>
+                <w:sz w:val="18"/>
+              </w:rPr>
+              <w:t>exibe lista somente cos usuários cadastrados do tipo 'Operator' associados ao mesmo laboratório que o gerente</w:t>
             </w:r>
           </w:p>
         </w:tc>
@@ -500,7 +500,7 @@
         <w:rPr>
           <w:sz w:val="20"/>
         </w:rPr>
-        <w:t>Existem diversos usuarios de diferentes perfis cadastrados no sistema</w:t>
+        <w:t>Existem diversos usuários de diferentes perfis cadastrados no sistema</w:t>
       </w:r>
     </w:p>
     <w:p>
@@ -641,17 +641,17 @@
               <w:rPr>
                 <w:sz w:val="18"/>
               </w:rPr>
-              <w:t>system: SYSTEM: exibe lista somente cos usuarios cadastrados do tipo 'Operator' e 'Manager' associados ao mesmo laboratorio que o administrador</w:t>
-            </w:r>
-          </w:p>
-        </w:tc>
-        <w:tc>
-          <w:p>
-            <w:r>
-              <w:rPr>
-                <w:sz w:val="18"/>
-              </w:rPr>
-              <w:t>exibe lista somente cos usuarios cadastrados do tipo 'Operator' e 'Manager' associados ao mesmo laboratorio que o administrador</w:t>
+              <w:t>system: SYSTEM: exibe lista somente cos usuários cadastrados do tipo 'Operator' e 'Manager' associados ao mesmo laboratório que o administrador</w:t>
+            </w:r>
+          </w:p>
+        </w:tc>
+        <w:tc>
+          <w:p>
+            <w:r>
+              <w:rPr>
+                <w:sz w:val="18"/>
+              </w:rPr>
+              <w:t>exibe lista somente cos usuários cadastrados do tipo 'Operator' e 'Manager' associados ao mesmo laboratório que o administrador</w:t>
             </w:r>
           </w:p>
         </w:tc>
